--- a/public/fun/forms/이력서_기술영업·솔루션세일즈_2_사이드바형.docx
+++ b/public/fun/forms/이력서_기술영업·솔루션세일즈_2_사이드바형.docx
@@ -54,6 +54,119 @@
               </w:rPr>
               <w:t>기술영업·솔루션 세일즈로서 어떤 가치를 만드는 사람인지 두 줄로 적어 주세요.</w:t>
             </w:r>
+          </w:p>
+          <w:p>
+            <w:pPr>
+              <w:pBdr>
+                <w:bottom w:val="single" w:sz="4" w:space="1" w:color="34598E"/>
+              </w:pBdr>
+              <w:spacing w:before="320" w:after="80"/>
+              <w:ind w:left="440" w:right="400"/>
+              <w:jc w:val="left"/>
+            </w:pPr>
+            <w:r>
+              <w:rPr>
+                <w:rFonts w:ascii="바탕" w:hAnsi="바탕" w:eastAsia="바탕" w:cs="바탕"/>
+                <w:b/>
+                <w:color w:val="193357"/>
+                <w:sz w:val="24"/>
+              </w:rPr>
+              <w:t>학력 · 자격</w:t>
+            </w:r>
+          </w:p>
+          <w:p>
+            <w:pPr>
+              <w:tabs>
+                <w:tab w:pos="2030" w:val="left"/>
+              </w:tabs>
+              <w:spacing w:before="140" w:after="0"/>
+              <w:ind w:left="2030" w:hanging="1590"/>
+              <w:jc w:val="left"/>
+            </w:pPr>
+            <w:r>
+              <w:rPr>
+                <w:color w:val="A9B0B8"/>
+                <w:sz w:val="17"/>
+              </w:rPr>
+              <w:t>기 간</w:t>
+            </w:r>
+            <w:r>
+              <w:rPr>
+                <w:b/>
+                <w:color w:val="193357"/>
+                <w:sz w:val="21"/>
+              </w:rPr>
+              <w:tab/>
+              <w:t>학교 / 자격명</w:t>
+            </w:r>
+          </w:p>
+          <w:p>
+            <w:pPr>
+              <w:spacing w:before="0" w:after="0"/>
+              <w:ind w:left="2030" w:right="400"/>
+              <w:jc w:val="left"/>
+            </w:pPr>
+            <w:r>
+              <w:rPr>
+                <w:color w:val="A9B0B8"/>
+                <w:sz w:val="18"/>
+              </w:rPr>
+              <w:t>내 용</w:t>
+            </w:r>
+          </w:p>
+          <w:p>
+            <w:pPr>
+              <w:spacing w:before="0" w:after="0" w:lineRule="exact" w:line="300"/>
+              <w:ind w:left="2030" w:right="400"/>
+              <w:jc w:val="left"/>
+            </w:pPr>
+          </w:p>
+          <w:p>
+            <w:pPr>
+              <w:tabs>
+                <w:tab w:pos="2030" w:val="left"/>
+              </w:tabs>
+              <w:spacing w:before="140" w:after="0"/>
+              <w:ind w:left="2030" w:hanging="1590"/>
+              <w:jc w:val="left"/>
+            </w:pPr>
+            <w:r>
+              <w:rPr>
+                <w:color w:val="A9B0B8"/>
+                <w:sz w:val="17"/>
+              </w:rPr>
+              <w:t>기 간</w:t>
+            </w:r>
+            <w:r>
+              <w:rPr>
+                <w:b/>
+                <w:color w:val="193357"/>
+                <w:sz w:val="21"/>
+              </w:rPr>
+              <w:tab/>
+              <w:t>학교 / 자격명</w:t>
+            </w:r>
+          </w:p>
+          <w:p>
+            <w:pPr>
+              <w:spacing w:before="0" w:after="0"/>
+              <w:ind w:left="2030" w:right="400"/>
+              <w:jc w:val="left"/>
+            </w:pPr>
+            <w:r>
+              <w:rPr>
+                <w:color w:val="A9B0B8"/>
+                <w:sz w:val="18"/>
+              </w:rPr>
+              <w:t>내 용</w:t>
+            </w:r>
+          </w:p>
+          <w:p>
+            <w:pPr>
+              <w:spacing w:before="0" w:after="0" w:lineRule="exact" w:line="300"/>
+              <w:ind w:left="2030" w:right="400"/>
+              <w:jc w:val="left"/>
+            </w:pPr>
           </w:p>
           <w:p>
             <w:pPr>
@@ -526,119 +639,6 @@
                 <w:sz w:val="18"/>
               </w:rPr>
               <w:t>담당 업무</w:t>
-            </w:r>
-          </w:p>
-          <w:p>
-            <w:pPr>
-              <w:spacing w:before="0" w:after="0" w:lineRule="exact" w:line="300"/>
-              <w:ind w:left="2030" w:right="400"/>
-              <w:jc w:val="left"/>
-            </w:pPr>
-          </w:p>
-          <w:p>
-            <w:pPr>
-              <w:pBdr>
-                <w:bottom w:val="single" w:sz="4" w:space="1" w:color="34598E"/>
-              </w:pBdr>
-              <w:spacing w:before="320" w:after="80"/>
-              <w:ind w:left="440" w:right="400"/>
-              <w:jc w:val="left"/>
-            </w:pPr>
-            <w:r>
-              <w:rPr>
-                <w:rFonts w:ascii="바탕" w:hAnsi="바탕" w:eastAsia="바탕" w:cs="바탕"/>
-                <w:b/>
-                <w:color w:val="193357"/>
-                <w:sz w:val="24"/>
-              </w:rPr>
-              <w:t>학력 · 자격</w:t>
-            </w:r>
-          </w:p>
-          <w:p>
-            <w:pPr>
-              <w:tabs>
-                <w:tab w:pos="2030" w:val="left"/>
-              </w:tabs>
-              <w:spacing w:before="140" w:after="0"/>
-              <w:ind w:left="2030" w:hanging="1590"/>
-              <w:jc w:val="left"/>
-            </w:pPr>
-            <w:r>
-              <w:rPr>
-                <w:color w:val="A9B0B8"/>
-                <w:sz w:val="17"/>
-              </w:rPr>
-              <w:t>기 간</w:t>
-            </w:r>
-            <w:r>
-              <w:rPr>
-                <w:b/>
-                <w:color w:val="193357"/>
-                <w:sz w:val="21"/>
-              </w:rPr>
-              <w:tab/>
-              <w:t>학교 / 자격명</w:t>
-            </w:r>
-          </w:p>
-          <w:p>
-            <w:pPr>
-              <w:spacing w:before="0" w:after="0"/>
-              <w:ind w:left="2030" w:right="400"/>
-              <w:jc w:val="left"/>
-            </w:pPr>
-            <w:r>
-              <w:rPr>
-                <w:color w:val="A9B0B8"/>
-                <w:sz w:val="18"/>
-              </w:rPr>
-              <w:t>내 용</w:t>
-            </w:r>
-          </w:p>
-          <w:p>
-            <w:pPr>
-              <w:spacing w:before="0" w:after="0" w:lineRule="exact" w:line="300"/>
-              <w:ind w:left="2030" w:right="400"/>
-              <w:jc w:val="left"/>
-            </w:pPr>
-          </w:p>
-          <w:p>
-            <w:pPr>
-              <w:tabs>
-                <w:tab w:pos="2030" w:val="left"/>
-              </w:tabs>
-              <w:spacing w:before="140" w:after="0"/>
-              <w:ind w:left="2030" w:hanging="1590"/>
-              <w:jc w:val="left"/>
-            </w:pPr>
-            <w:r>
-              <w:rPr>
-                <w:color w:val="A9B0B8"/>
-                <w:sz w:val="17"/>
-              </w:rPr>
-              <w:t>기 간</w:t>
-            </w:r>
-            <w:r>
-              <w:rPr>
-                <w:b/>
-                <w:color w:val="193357"/>
-                <w:sz w:val="21"/>
-              </w:rPr>
-              <w:tab/>
-              <w:t>학교 / 자격명</w:t>
-            </w:r>
-          </w:p>
-          <w:p>
-            <w:pPr>
-              <w:spacing w:before="0" w:after="0"/>
-              <w:ind w:left="2030" w:right="400"/>
-              <w:jc w:val="left"/>
-            </w:pPr>
-            <w:r>
-              <w:rPr>
-                <w:color w:val="A9B0B8"/>
-                <w:sz w:val="18"/>
-              </w:rPr>
-              <w:t>내 용</w:t>
             </w:r>
           </w:p>
           <w:p>

--- a/public/fun/forms/이력서_기술영업·솔루션세일즈_2_사이드바형.docx
+++ b/public/fun/forms/이력서_기술영업·솔루션세일즈_2_사이드바형.docx
@@ -1239,7 +1239,7 @@
                 <w:color w:val="34598E"/>
                 <w:sz w:val="19"/>
               </w:rPr>
-              <w:t>2021~현재 · ○○솔루션 기술영업 · PoC 14건 중 9건 계약 · 연 매출 8억 원</w:t>
+              <w:t>기간 입력 · ○○솔루션 기술영업 · PoC 14건 중 9건 계약 · 연 매출 8억 원</w:t>
             </w:r>
           </w:p>
         </w:tc>
